--- a/Training/Week3/Day1/Docx/11_jQuery_Day1_Week3_Hands_on_HarishBabuKaveri.docx
+++ b/Training/Week3/Day1/Docx/11_jQuery_Day1_Week3_Hands_on_HarishBabuKaveri.docx
@@ -1787,6 +1787,7 @@
       </w:pPr>
       <w:r>
         <w:rPr>
+          <w:noProof/>
           <w:sz w:val="24"/>
           <w:szCs w:val="24"/>
         </w:rPr>
@@ -1836,6 +1837,7 @@
       </w:pPr>
       <w:r>
         <w:rPr>
+          <w:noProof/>
           <w:sz w:val="24"/>
           <w:szCs w:val="24"/>
         </w:rPr>
@@ -1885,6 +1887,7 @@
       </w:pPr>
       <w:r>
         <w:rPr>
+          <w:noProof/>
           <w:sz w:val="24"/>
           <w:szCs w:val="24"/>
         </w:rPr>
@@ -2672,6 +2675,140 @@
           <w:noProof/>
         </w:rPr>
       </w:pPr>
+      <w:r>
+        <w:rPr>
+          <w:noProof/>
+        </w:rPr>
+        <w:drawing>
+          <wp:inline distT="0" distB="0" distL="0" distR="0" wp14:anchorId="2D82E76E" wp14:editId="61937301">
+            <wp:extent cx="5943600" cy="3258185"/>
+            <wp:effectExtent l="0" t="0" r="0" b="0"/>
+            <wp:docPr id="1852541573" name="Picture 1"/>
+            <wp:cNvGraphicFramePr>
+              <a:graphicFrameLocks xmlns:a="http://schemas.openxmlformats.org/drawingml/2006/main" noChangeAspect="1"/>
+            </wp:cNvGraphicFramePr>
+            <a:graphic xmlns:a="http://schemas.openxmlformats.org/drawingml/2006/main">
+              <a:graphicData uri="http://schemas.openxmlformats.org/drawingml/2006/picture">
+                <pic:pic xmlns:pic="http://schemas.openxmlformats.org/drawingml/2006/picture">
+                  <pic:nvPicPr>
+                    <pic:cNvPr id="1852541573" name=""/>
+                    <pic:cNvPicPr/>
+                  </pic:nvPicPr>
+                  <pic:blipFill>
+                    <a:blip r:embed="rId20"/>
+                    <a:stretch>
+                      <a:fillRect/>
+                    </a:stretch>
+                  </pic:blipFill>
+                  <pic:spPr>
+                    <a:xfrm>
+                      <a:off x="0" y="0"/>
+                      <a:ext cx="5943600" cy="3258185"/>
+                    </a:xfrm>
+                    <a:prstGeom prst="rect">
+                      <a:avLst/>
+                    </a:prstGeom>
+                  </pic:spPr>
+                </pic:pic>
+              </a:graphicData>
+            </a:graphic>
+          </wp:inline>
+        </w:drawing>
+      </w:r>
+    </w:p>
+    <w:p>
+      <w:pPr>
+        <w:rPr>
+          <w:noProof/>
+        </w:rPr>
+      </w:pPr>
+      <w:r>
+        <w:rPr>
+          <w:noProof/>
+        </w:rPr>
+        <w:drawing>
+          <wp:inline distT="0" distB="0" distL="0" distR="0" wp14:anchorId="76B3BC8F" wp14:editId="355FEC57">
+            <wp:extent cx="5943600" cy="3255645"/>
+            <wp:effectExtent l="0" t="0" r="0" b="1905"/>
+            <wp:docPr id="1411229221" name="Picture 1"/>
+            <wp:cNvGraphicFramePr>
+              <a:graphicFrameLocks xmlns:a="http://schemas.openxmlformats.org/drawingml/2006/main" noChangeAspect="1"/>
+            </wp:cNvGraphicFramePr>
+            <a:graphic xmlns:a="http://schemas.openxmlformats.org/drawingml/2006/main">
+              <a:graphicData uri="http://schemas.openxmlformats.org/drawingml/2006/picture">
+                <pic:pic xmlns:pic="http://schemas.openxmlformats.org/drawingml/2006/picture">
+                  <pic:nvPicPr>
+                    <pic:cNvPr id="1411229221" name=""/>
+                    <pic:cNvPicPr/>
+                  </pic:nvPicPr>
+                  <pic:blipFill>
+                    <a:blip r:embed="rId21"/>
+                    <a:stretch>
+                      <a:fillRect/>
+                    </a:stretch>
+                  </pic:blipFill>
+                  <pic:spPr>
+                    <a:xfrm>
+                      <a:off x="0" y="0"/>
+                      <a:ext cx="5943600" cy="3255645"/>
+                    </a:xfrm>
+                    <a:prstGeom prst="rect">
+                      <a:avLst/>
+                    </a:prstGeom>
+                  </pic:spPr>
+                </pic:pic>
+              </a:graphicData>
+            </a:graphic>
+          </wp:inline>
+        </w:drawing>
+      </w:r>
+    </w:p>
+    <w:p>
+      <w:pPr>
+        <w:rPr>
+          <w:noProof/>
+        </w:rPr>
+      </w:pPr>
+      <w:r>
+        <w:rPr>
+          <w:noProof/>
+        </w:rPr>
+        <w:drawing>
+          <wp:inline distT="0" distB="0" distL="0" distR="0" wp14:anchorId="146B4B9A" wp14:editId="3EBB1739">
+            <wp:extent cx="5943600" cy="3170555"/>
+            <wp:effectExtent l="0" t="0" r="0" b="0"/>
+            <wp:docPr id="390208587" name="Picture 1"/>
+            <wp:cNvGraphicFramePr>
+              <a:graphicFrameLocks xmlns:a="http://schemas.openxmlformats.org/drawingml/2006/main" noChangeAspect="1"/>
+            </wp:cNvGraphicFramePr>
+            <a:graphic xmlns:a="http://schemas.openxmlformats.org/drawingml/2006/main">
+              <a:graphicData uri="http://schemas.openxmlformats.org/drawingml/2006/picture">
+                <pic:pic xmlns:pic="http://schemas.openxmlformats.org/drawingml/2006/picture">
+                  <pic:nvPicPr>
+                    <pic:cNvPr id="390208587" name=""/>
+                    <pic:cNvPicPr/>
+                  </pic:nvPicPr>
+                  <pic:blipFill>
+                    <a:blip r:embed="rId22"/>
+                    <a:stretch>
+                      <a:fillRect/>
+                    </a:stretch>
+                  </pic:blipFill>
+                  <pic:spPr>
+                    <a:xfrm>
+                      <a:off x="0" y="0"/>
+                      <a:ext cx="5943600" cy="3170555"/>
+                    </a:xfrm>
+                    <a:prstGeom prst="rect">
+                      <a:avLst/>
+                    </a:prstGeom>
+                  </pic:spPr>
+                </pic:pic>
+              </a:graphicData>
+            </a:graphic>
+          </wp:inline>
+        </w:drawing>
+      </w:r>
     </w:p>
     <w:p>
       <w:pPr>
@@ -2693,7 +2830,123 @@
         <w:t>Output File: index.html</w:t>
       </w:r>
     </w:p>
-    <w:p/>
+    <w:p>
+      <w:r>
+        <w:drawing>
+          <wp:inline distT="0" distB="0" distL="0" distR="0" wp14:anchorId="433219CB" wp14:editId="7552A953">
+            <wp:extent cx="5943600" cy="1960880"/>
+            <wp:effectExtent l="0" t="0" r="0" b="1270"/>
+            <wp:docPr id="2031760907" name="Picture 1"/>
+            <wp:cNvGraphicFramePr>
+              <a:graphicFrameLocks xmlns:a="http://schemas.openxmlformats.org/drawingml/2006/main" noChangeAspect="1"/>
+            </wp:cNvGraphicFramePr>
+            <a:graphic xmlns:a="http://schemas.openxmlformats.org/drawingml/2006/main">
+              <a:graphicData uri="http://schemas.openxmlformats.org/drawingml/2006/picture">
+                <pic:pic xmlns:pic="http://schemas.openxmlformats.org/drawingml/2006/picture">
+                  <pic:nvPicPr>
+                    <pic:cNvPr id="2031760907" name=""/>
+                    <pic:cNvPicPr/>
+                  </pic:nvPicPr>
+                  <pic:blipFill>
+                    <a:blip r:embed="rId23"/>
+                    <a:stretch>
+                      <a:fillRect/>
+                    </a:stretch>
+                  </pic:blipFill>
+                  <pic:spPr>
+                    <a:xfrm>
+                      <a:off x="0" y="0"/>
+                      <a:ext cx="5943600" cy="1960880"/>
+                    </a:xfrm>
+                    <a:prstGeom prst="rect">
+                      <a:avLst/>
+                    </a:prstGeom>
+                  </pic:spPr>
+                </pic:pic>
+              </a:graphicData>
+            </a:graphic>
+          </wp:inline>
+        </w:drawing>
+      </w:r>
+    </w:p>
+    <w:p>
+      <w:r>
+        <w:drawing>
+          <wp:inline distT="0" distB="0" distL="0" distR="0" wp14:anchorId="129E7C7A" wp14:editId="01C6B506">
+            <wp:extent cx="5943600" cy="1474470"/>
+            <wp:effectExtent l="0" t="0" r="0" b="0"/>
+            <wp:docPr id="393659122" name="Picture 1"/>
+            <wp:cNvGraphicFramePr>
+              <a:graphicFrameLocks xmlns:a="http://schemas.openxmlformats.org/drawingml/2006/main" noChangeAspect="1"/>
+            </wp:cNvGraphicFramePr>
+            <a:graphic xmlns:a="http://schemas.openxmlformats.org/drawingml/2006/main">
+              <a:graphicData uri="http://schemas.openxmlformats.org/drawingml/2006/picture">
+                <pic:pic xmlns:pic="http://schemas.openxmlformats.org/drawingml/2006/picture">
+                  <pic:nvPicPr>
+                    <pic:cNvPr id="393659122" name=""/>
+                    <pic:cNvPicPr/>
+                  </pic:nvPicPr>
+                  <pic:blipFill>
+                    <a:blip r:embed="rId24"/>
+                    <a:stretch>
+                      <a:fillRect/>
+                    </a:stretch>
+                  </pic:blipFill>
+                  <pic:spPr>
+                    <a:xfrm>
+                      <a:off x="0" y="0"/>
+                      <a:ext cx="5943600" cy="1474470"/>
+                    </a:xfrm>
+                    <a:prstGeom prst="rect">
+                      <a:avLst/>
+                    </a:prstGeom>
+                  </pic:spPr>
+                </pic:pic>
+              </a:graphicData>
+            </a:graphic>
+          </wp:inline>
+        </w:drawing>
+      </w:r>
+    </w:p>
+    <w:p>
+      <w:r>
+        <w:drawing>
+          <wp:inline distT="0" distB="0" distL="0" distR="0" wp14:anchorId="1099E7D1" wp14:editId="328930E7">
+            <wp:extent cx="5943600" cy="1451610"/>
+            <wp:effectExtent l="0" t="0" r="0" b="0"/>
+            <wp:docPr id="1087643189" name="Picture 1"/>
+            <wp:cNvGraphicFramePr>
+              <a:graphicFrameLocks xmlns:a="http://schemas.openxmlformats.org/drawingml/2006/main" noChangeAspect="1"/>
+            </wp:cNvGraphicFramePr>
+            <a:graphic xmlns:a="http://schemas.openxmlformats.org/drawingml/2006/main">
+              <a:graphicData uri="http://schemas.openxmlformats.org/drawingml/2006/picture">
+                <pic:pic xmlns:pic="http://schemas.openxmlformats.org/drawingml/2006/picture">
+                  <pic:nvPicPr>
+                    <pic:cNvPr id="1087643189" name=""/>
+                    <pic:cNvPicPr/>
+                  </pic:nvPicPr>
+                  <pic:blipFill>
+                    <a:blip r:embed="rId25"/>
+                    <a:stretch>
+                      <a:fillRect/>
+                    </a:stretch>
+                  </pic:blipFill>
+                  <pic:spPr>
+                    <a:xfrm>
+                      <a:off x="0" y="0"/>
+                      <a:ext cx="5943600" cy="1451610"/>
+                    </a:xfrm>
+                    <a:prstGeom prst="rect">
+                      <a:avLst/>
+                    </a:prstGeom>
+                  </pic:spPr>
+                </pic:pic>
+              </a:graphicData>
+            </a:graphic>
+          </wp:inline>
+        </w:drawing>
+      </w:r>
+    </w:p>
     <w:p>
       <w:pPr>
         <w:rPr>
@@ -2708,6 +2961,103 @@
         </w:rPr>
         <w:t>Explanation:</w:t>
       </w:r>
+    </w:p>
+    <w:p>
+      <w:r>
+        <w:t xml:space="preserve">This code creates a simple </w:t>
+      </w:r>
+      <w:r>
+        <w:rPr>
+          <w:b/>
+          <w:bCs/>
+        </w:rPr>
+        <w:t>E-Commerce product list using jQuery</w:t>
+      </w:r>
+      <w:r>
+        <w:t xml:space="preserve"> with </w:t>
+      </w:r>
+      <w:r>
+        <w:rPr>
+          <w:b/>
+          <w:bCs/>
+        </w:rPr>
+        <w:t>Add to Cart and Remove buttons</w:t>
+      </w:r>
+      <w:r>
+        <w:t xml:space="preserve">. When </w:t>
+      </w:r>
+      <w:proofErr w:type="gramStart"/>
+      <w:r>
+        <w:t>a user clicks</w:t>
+      </w:r>
+      <w:proofErr w:type="gramEnd"/>
+      <w:r>
+        <w:t xml:space="preserve"> </w:t>
+      </w:r>
+      <w:r>
+        <w:rPr>
+          <w:b/>
+          <w:bCs/>
+        </w:rPr>
+        <w:t>Add to Cart</w:t>
+      </w:r>
+      <w:r>
+        <w:t xml:space="preserve">, the cart counter at the top increases, the button gets disabled, and a message shows </w:t>
+      </w:r>
+      <w:r>
+        <w:rPr>
+          <w:b/>
+          <w:bCs/>
+        </w:rPr>
+        <w:t xml:space="preserve">“Added to Cart </w:t>
+      </w:r>
+      <w:r>
+        <w:rPr>
+          <w:rFonts w:ascii="Segoe UI Symbol" w:hAnsi="Segoe UI Symbol" w:cs="Segoe UI Symbol"/>
+          <w:b/>
+          <w:bCs/>
+        </w:rPr>
+        <w:t>✓</w:t>
+      </w:r>
+      <w:r>
+        <w:rPr>
+          <w:rFonts w:ascii="Calibri" w:hAnsi="Calibri" w:cs="Calibri"/>
+          <w:b/>
+          <w:bCs/>
+        </w:rPr>
+        <w:t>”</w:t>
+      </w:r>
+      <w:r>
+        <w:t xml:space="preserve">. If the user clicks </w:t>
+      </w:r>
+      <w:r>
+        <w:rPr>
+          <w:b/>
+          <w:bCs/>
+        </w:rPr>
+        <w:t>Remove</w:t>
+      </w:r>
+      <w:r>
+        <w:t xml:space="preserve">, the counter decreases and the message changes to </w:t>
+      </w:r>
+      <w:r>
+        <w:rPr>
+          <w:b/>
+          <w:bCs/>
+        </w:rPr>
+        <w:t>“Removed from Cart”</w:t>
+      </w:r>
+      <w:r>
+        <w:t xml:space="preserve"> without refreshing the page.</w:t>
+      </w:r>
+    </w:p>
+    <w:p>
+      <w:pPr>
+        <w:rPr>
+          <w:sz w:val="24"/>
+          <w:szCs w:val="24"/>
+        </w:rPr>
+      </w:pPr>
     </w:p>
     <w:p>
       <w:pPr>
@@ -2798,75 +3148,73 @@
           <w:szCs w:val="25"/>
         </w:rPr>
       </w:pPr>
-      <w:r>
+    </w:p>
+    <w:p>
+      <w:pPr>
         <w:rPr>
           <w:b/>
           <w:bCs/>
           <w:sz w:val="25"/>
           <w:szCs w:val="25"/>
         </w:rPr>
-        <w:t xml:space="preserve">Problem </w:t>
-      </w:r>
-      <w:r>
+      </w:pPr>
+    </w:p>
+    <w:p>
+      <w:pPr>
         <w:rPr>
           <w:b/>
           <w:bCs/>
           <w:sz w:val="25"/>
           <w:szCs w:val="25"/>
         </w:rPr>
-        <w:t>4</w:t>
-      </w:r>
+      </w:pPr>
     </w:p>
     <w:p>
       <w:pPr>
         <w:rPr>
           <w:b/>
           <w:bCs/>
-          <w:sz w:val="24"/>
-          <w:szCs w:val="24"/>
-          <w:lang w:val="en-IN"/>
-        </w:rPr>
-      </w:pPr>
-      <w:r>
+          <w:sz w:val="25"/>
+          <w:szCs w:val="25"/>
+        </w:rPr>
+      </w:pPr>
+    </w:p>
+    <w:p>
+      <w:pPr>
         <w:rPr>
           <w:b/>
           <w:bCs/>
-          <w:sz w:val="24"/>
-          <w:szCs w:val="24"/>
-        </w:rPr>
-        <w:t>Problem Statement:</w:t>
-      </w:r>
-      <w:r>
+          <w:sz w:val="25"/>
+          <w:szCs w:val="25"/>
+        </w:rPr>
+      </w:pPr>
+    </w:p>
+    <w:p>
+      <w:pPr>
         <w:rPr>
           <w:b/>
           <w:bCs/>
-          <w:sz w:val="24"/>
-          <w:szCs w:val="24"/>
-          <w:lang w:val="en-IN"/>
-        </w:rPr>
-        <w:t xml:space="preserve"> (</w:t>
-      </w:r>
-      <w:proofErr w:type="gramStart"/>
+          <w:sz w:val="25"/>
+          <w:szCs w:val="25"/>
+        </w:rPr>
+      </w:pPr>
       <w:r>
         <w:rPr>
           <w:b/>
           <w:bCs/>
-          <w:sz w:val="24"/>
-          <w:szCs w:val="24"/>
-          <w:lang w:val="en-IN"/>
-        </w:rPr>
-        <w:t>Level-2</w:t>
-      </w:r>
-      <w:proofErr w:type="gramEnd"/>
+          <w:sz w:val="25"/>
+          <w:szCs w:val="25"/>
+        </w:rPr>
+        <w:t xml:space="preserve">Problem </w:t>
+      </w:r>
       <w:r>
         <w:rPr>
           <w:b/>
           <w:bCs/>
-          <w:sz w:val="24"/>
-          <w:szCs w:val="24"/>
-          <w:lang w:val="en-IN"/>
-        </w:rPr>
-        <w:t>): Interactive To-Do List Application</w:t>
+          <w:sz w:val="25"/>
+          <w:szCs w:val="25"/>
+        </w:rPr>
+        <w:t>4</w:t>
       </w:r>
     </w:p>
     <w:p>
@@ -2885,39 +3233,10 @@
           <w:bCs/>
           <w:sz w:val="24"/>
           <w:szCs w:val="24"/>
-          <w:lang w:val="en-IN"/>
-        </w:rPr>
-        <w:t>Scenario:</w:t>
-      </w:r>
-    </w:p>
-    <w:p>
-      <w:pPr>
-        <w:rPr>
-          <w:sz w:val="24"/>
-          <w:szCs w:val="24"/>
-          <w:lang w:val="en-IN"/>
-        </w:rPr>
-      </w:pPr>
-      <w:r>
-        <w:rPr>
-          <w:sz w:val="24"/>
-          <w:szCs w:val="24"/>
-          <w:lang w:val="en-IN"/>
-        </w:rPr>
-        <w:t>A productivity web app requires a dynamic To-Do List where users can add, mark as complete, and remove tasks using jQuery.</w:t>
-      </w:r>
-    </w:p>
-    <w:p>
-      <w:pPr>
-        <w:rPr>
-          <w:sz w:val="24"/>
-          <w:szCs w:val="24"/>
-          <w:lang w:val="en-IN"/>
-        </w:rPr>
-      </w:pPr>
-    </w:p>
-    <w:p>
-      <w:pPr>
+        </w:rPr>
+        <w:t>Problem Statement:</w:t>
+      </w:r>
+      <w:r>
         <w:rPr>
           <w:b/>
           <w:bCs/>
@@ -2925,7 +3244,9 @@
           <w:szCs w:val="24"/>
           <w:lang w:val="en-IN"/>
         </w:rPr>
-      </w:pPr>
+        <w:t xml:space="preserve"> (</w:t>
+      </w:r>
+      <w:proofErr w:type="gramStart"/>
       <w:r>
         <w:rPr>
           <w:b/>
@@ -2934,105 +3255,10 @@
           <w:szCs w:val="24"/>
           <w:lang w:val="en-IN"/>
         </w:rPr>
-        <w:t>Requirements</w:t>
-      </w:r>
-    </w:p>
-    <w:p>
-      <w:pPr>
-        <w:rPr>
-          <w:sz w:val="24"/>
-          <w:szCs w:val="24"/>
-          <w:lang w:val="en-IN"/>
-        </w:rPr>
-      </w:pPr>
-      <w:r>
-        <w:rPr>
-          <w:sz w:val="24"/>
-          <w:szCs w:val="24"/>
-          <w:lang w:val="en-IN"/>
-        </w:rPr>
-        <w:t>• Provide an input field and Add button to insert tasks.</w:t>
-      </w:r>
-    </w:p>
-    <w:p>
-      <w:pPr>
-        <w:rPr>
-          <w:sz w:val="24"/>
-          <w:szCs w:val="24"/>
-          <w:lang w:val="en-IN"/>
-        </w:rPr>
-      </w:pPr>
-      <w:r>
-        <w:rPr>
-          <w:sz w:val="24"/>
-          <w:szCs w:val="24"/>
-          <w:lang w:val="en-IN"/>
-        </w:rPr>
-        <w:t>• Display tasks dynamically in a list.</w:t>
-      </w:r>
-    </w:p>
-    <w:p>
-      <w:pPr>
-        <w:rPr>
-          <w:sz w:val="24"/>
-          <w:szCs w:val="24"/>
-          <w:lang w:val="en-IN"/>
-        </w:rPr>
-      </w:pPr>
-      <w:r>
-        <w:rPr>
-          <w:sz w:val="24"/>
-          <w:szCs w:val="24"/>
-          <w:lang w:val="en-IN"/>
-        </w:rPr>
-        <w:t>• Allow users to mark tasks as completed (strike-through effect).</w:t>
-      </w:r>
-    </w:p>
-    <w:p>
-      <w:pPr>
-        <w:rPr>
-          <w:sz w:val="24"/>
-          <w:szCs w:val="24"/>
-          <w:lang w:val="en-IN"/>
-        </w:rPr>
-      </w:pPr>
-      <w:r>
-        <w:rPr>
-          <w:sz w:val="24"/>
-          <w:szCs w:val="24"/>
-          <w:lang w:val="en-IN"/>
-        </w:rPr>
-        <w:t>• Provide a delete button for each task.</w:t>
-      </w:r>
-    </w:p>
-    <w:p>
-      <w:pPr>
-        <w:rPr>
-          <w:sz w:val="24"/>
-          <w:szCs w:val="24"/>
-          <w:lang w:val="en-IN"/>
-        </w:rPr>
-      </w:pPr>
-      <w:r>
-        <w:rPr>
-          <w:sz w:val="24"/>
-          <w:szCs w:val="24"/>
-          <w:lang w:val="en-IN"/>
-        </w:rPr>
-        <w:t>• Display total task count and completed task count dynamically.</w:t>
-      </w:r>
-    </w:p>
-    <w:p>
-      <w:pPr>
-        <w:rPr>
-          <w:sz w:val="24"/>
-          <w:szCs w:val="24"/>
-          <w:lang w:val="en-IN"/>
-        </w:rPr>
-      </w:pPr>
-    </w:p>
-    <w:p>
-      <w:pPr>
+        <w:t>Level-2</w:t>
+      </w:r>
+      <w:proofErr w:type="gramEnd"/>
+      <w:r>
         <w:rPr>
           <w:b/>
           <w:bCs/>
@@ -3040,8 +3266,11 @@
           <w:szCs w:val="24"/>
           <w:lang w:val="en-IN"/>
         </w:rPr>
-      </w:pPr>
-      <w:r>
+        <w:t>): Interactive To-Do List Application</w:t>
+      </w:r>
+    </w:p>
+    <w:p>
+      <w:pPr>
         <w:rPr>
           <w:b/>
           <w:bCs/>
@@ -3049,6 +3278,177 @@
           <w:szCs w:val="24"/>
           <w:lang w:val="en-IN"/>
         </w:rPr>
+      </w:pPr>
+      <w:r>
+        <w:rPr>
+          <w:b/>
+          <w:bCs/>
+          <w:sz w:val="24"/>
+          <w:szCs w:val="24"/>
+          <w:lang w:val="en-IN"/>
+        </w:rPr>
+        <w:t>Scenario:</w:t>
+      </w:r>
+    </w:p>
+    <w:p>
+      <w:pPr>
+        <w:rPr>
+          <w:sz w:val="24"/>
+          <w:szCs w:val="24"/>
+          <w:lang w:val="en-IN"/>
+        </w:rPr>
+      </w:pPr>
+      <w:r>
+        <w:rPr>
+          <w:sz w:val="24"/>
+          <w:szCs w:val="24"/>
+          <w:lang w:val="en-IN"/>
+        </w:rPr>
+        <w:t>A productivity web app requires a dynamic To-Do List where users can add, mark as complete, and remove tasks using jQuery.</w:t>
+      </w:r>
+    </w:p>
+    <w:p>
+      <w:pPr>
+        <w:rPr>
+          <w:sz w:val="24"/>
+          <w:szCs w:val="24"/>
+          <w:lang w:val="en-IN"/>
+        </w:rPr>
+      </w:pPr>
+    </w:p>
+    <w:p>
+      <w:pPr>
+        <w:rPr>
+          <w:b/>
+          <w:bCs/>
+          <w:sz w:val="24"/>
+          <w:szCs w:val="24"/>
+          <w:lang w:val="en-IN"/>
+        </w:rPr>
+      </w:pPr>
+      <w:r>
+        <w:rPr>
+          <w:b/>
+          <w:bCs/>
+          <w:sz w:val="24"/>
+          <w:szCs w:val="24"/>
+          <w:lang w:val="en-IN"/>
+        </w:rPr>
+        <w:t>Requirements</w:t>
+      </w:r>
+    </w:p>
+    <w:p>
+      <w:pPr>
+        <w:rPr>
+          <w:sz w:val="24"/>
+          <w:szCs w:val="24"/>
+          <w:lang w:val="en-IN"/>
+        </w:rPr>
+      </w:pPr>
+      <w:r>
+        <w:rPr>
+          <w:sz w:val="24"/>
+          <w:szCs w:val="24"/>
+          <w:lang w:val="en-IN"/>
+        </w:rPr>
+        <w:t>• Provide an input field and Add button to insert tasks.</w:t>
+      </w:r>
+    </w:p>
+    <w:p>
+      <w:pPr>
+        <w:rPr>
+          <w:sz w:val="24"/>
+          <w:szCs w:val="24"/>
+          <w:lang w:val="en-IN"/>
+        </w:rPr>
+      </w:pPr>
+      <w:r>
+        <w:rPr>
+          <w:sz w:val="24"/>
+          <w:szCs w:val="24"/>
+          <w:lang w:val="en-IN"/>
+        </w:rPr>
+        <w:t>• Display tasks dynamically in a list.</w:t>
+      </w:r>
+    </w:p>
+    <w:p>
+      <w:pPr>
+        <w:rPr>
+          <w:sz w:val="24"/>
+          <w:szCs w:val="24"/>
+          <w:lang w:val="en-IN"/>
+        </w:rPr>
+      </w:pPr>
+      <w:r>
+        <w:rPr>
+          <w:sz w:val="24"/>
+          <w:szCs w:val="24"/>
+          <w:lang w:val="en-IN"/>
+        </w:rPr>
+        <w:t>• Allow users to mark tasks as completed (strike-through effect).</w:t>
+      </w:r>
+    </w:p>
+    <w:p>
+      <w:pPr>
+        <w:rPr>
+          <w:sz w:val="24"/>
+          <w:szCs w:val="24"/>
+          <w:lang w:val="en-IN"/>
+        </w:rPr>
+      </w:pPr>
+      <w:r>
+        <w:rPr>
+          <w:sz w:val="24"/>
+          <w:szCs w:val="24"/>
+          <w:lang w:val="en-IN"/>
+        </w:rPr>
+        <w:t>• Provide a delete button for each task.</w:t>
+      </w:r>
+    </w:p>
+    <w:p>
+      <w:pPr>
+        <w:rPr>
+          <w:sz w:val="24"/>
+          <w:szCs w:val="24"/>
+          <w:lang w:val="en-IN"/>
+        </w:rPr>
+      </w:pPr>
+      <w:r>
+        <w:rPr>
+          <w:sz w:val="24"/>
+          <w:szCs w:val="24"/>
+          <w:lang w:val="en-IN"/>
+        </w:rPr>
+        <w:t>• Display total task count and completed task count dynamically.</w:t>
+      </w:r>
+    </w:p>
+    <w:p>
+      <w:pPr>
+        <w:rPr>
+          <w:sz w:val="24"/>
+          <w:szCs w:val="24"/>
+          <w:lang w:val="en-IN"/>
+        </w:rPr>
+      </w:pPr>
+    </w:p>
+    <w:p>
+      <w:pPr>
+        <w:rPr>
+          <w:b/>
+          <w:bCs/>
+          <w:sz w:val="24"/>
+          <w:szCs w:val="24"/>
+          <w:lang w:val="en-IN"/>
+        </w:rPr>
+      </w:pPr>
+      <w:r>
+        <w:rPr>
+          <w:b/>
+          <w:bCs/>
+          <w:sz w:val="24"/>
+          <w:szCs w:val="24"/>
+          <w:lang w:val="en-IN"/>
+        </w:rPr>
         <w:t>️ Technical Constraints</w:t>
       </w:r>
     </w:p>
@@ -3304,6 +3704,15 @@
     <w:p>
       <w:pPr>
         <w:rPr>
+          <w:sz w:val="24"/>
+          <w:szCs w:val="24"/>
+          <w:lang w:val="en-IN"/>
+        </w:rPr>
+      </w:pPr>
+    </w:p>
+    <w:p>
+      <w:pPr>
+        <w:rPr>
           <w:b/>
           <w:bCs/>
           <w:sz w:val="24"/>
@@ -3376,49 +3785,6 @@
     <w:p>
       <w:pPr>
         <w:rPr>
-          <w:lang w:val="en-IN"/>
-        </w:rPr>
-      </w:pPr>
-    </w:p>
-    <w:p>
-      <w:pPr>
-        <w:rPr>
-          <w:sz w:val="24"/>
-          <w:szCs w:val="24"/>
-          <w:lang w:val="en-IN"/>
-        </w:rPr>
-      </w:pPr>
-    </w:p>
-    <w:p>
-      <w:pPr>
-        <w:rPr>
-          <w:sz w:val="24"/>
-          <w:szCs w:val="24"/>
-          <w:lang w:val="en-IN"/>
-        </w:rPr>
-      </w:pPr>
-    </w:p>
-    <w:p>
-      <w:pPr>
-        <w:rPr>
-          <w:sz w:val="24"/>
-          <w:szCs w:val="24"/>
-          <w:lang w:val="en-IN"/>
-        </w:rPr>
-      </w:pPr>
-    </w:p>
-    <w:p>
-      <w:pPr>
-        <w:rPr>
-          <w:sz w:val="24"/>
-          <w:szCs w:val="24"/>
-          <w:lang w:val="en-IN"/>
-        </w:rPr>
-      </w:pPr>
-    </w:p>
-    <w:p>
-      <w:pPr>
-        <w:rPr>
           <w:sz w:val="24"/>
           <w:szCs w:val="24"/>
           <w:lang w:val="en-IN"/>
@@ -3465,15 +3831,48 @@
           <w:szCs w:val="24"/>
         </w:rPr>
       </w:pPr>
-    </w:p>
-    <w:p>
-      <w:pPr>
+      <w:r>
         <w:rPr>
           <w:noProof/>
           <w:sz w:val="24"/>
           <w:szCs w:val="24"/>
         </w:rPr>
-      </w:pPr>
+        <w:drawing>
+          <wp:inline distT="0" distB="0" distL="0" distR="0" wp14:anchorId="2629C544" wp14:editId="6EA50F4C">
+            <wp:extent cx="5943600" cy="3265805"/>
+            <wp:effectExtent l="0" t="0" r="0" b="0"/>
+            <wp:docPr id="1230355110" name="Picture 1"/>
+            <wp:cNvGraphicFramePr>
+              <a:graphicFrameLocks xmlns:a="http://schemas.openxmlformats.org/drawingml/2006/main" noChangeAspect="1"/>
+            </wp:cNvGraphicFramePr>
+            <a:graphic xmlns:a="http://schemas.openxmlformats.org/drawingml/2006/main">
+              <a:graphicData uri="http://schemas.openxmlformats.org/drawingml/2006/picture">
+                <pic:pic xmlns:pic="http://schemas.openxmlformats.org/drawingml/2006/picture">
+                  <pic:nvPicPr>
+                    <pic:cNvPr id="1230355110" name=""/>
+                    <pic:cNvPicPr/>
+                  </pic:nvPicPr>
+                  <pic:blipFill>
+                    <a:blip r:embed="rId26"/>
+                    <a:stretch>
+                      <a:fillRect/>
+                    </a:stretch>
+                  </pic:blipFill>
+                  <pic:spPr>
+                    <a:xfrm>
+                      <a:off x="0" y="0"/>
+                      <a:ext cx="5943600" cy="3265805"/>
+                    </a:xfrm>
+                    <a:prstGeom prst="rect">
+                      <a:avLst/>
+                    </a:prstGeom>
+                  </pic:spPr>
+                </pic:pic>
+              </a:graphicData>
+            </a:graphic>
+          </wp:inline>
+        </w:drawing>
+      </w:r>
     </w:p>
     <w:p>
       <w:pPr>
@@ -3483,15 +3882,150 @@
           <w:szCs w:val="24"/>
         </w:rPr>
       </w:pPr>
-    </w:p>
-    <w:p>
-      <w:pPr>
+      <w:r>
         <w:rPr>
           <w:noProof/>
           <w:sz w:val="24"/>
           <w:szCs w:val="24"/>
         </w:rPr>
-      </w:pPr>
+        <w:drawing>
+          <wp:inline distT="0" distB="0" distL="0" distR="0" wp14:anchorId="72732C4A" wp14:editId="79192EC2">
+            <wp:extent cx="5943600" cy="3253740"/>
+            <wp:effectExtent l="0" t="0" r="0" b="3810"/>
+            <wp:docPr id="1568954999" name="Picture 1"/>
+            <wp:cNvGraphicFramePr>
+              <a:graphicFrameLocks xmlns:a="http://schemas.openxmlformats.org/drawingml/2006/main" noChangeAspect="1"/>
+            </wp:cNvGraphicFramePr>
+            <a:graphic xmlns:a="http://schemas.openxmlformats.org/drawingml/2006/main">
+              <a:graphicData uri="http://schemas.openxmlformats.org/drawingml/2006/picture">
+                <pic:pic xmlns:pic="http://schemas.openxmlformats.org/drawingml/2006/picture">
+                  <pic:nvPicPr>
+                    <pic:cNvPr id="1568954999" name=""/>
+                    <pic:cNvPicPr/>
+                  </pic:nvPicPr>
+                  <pic:blipFill>
+                    <a:blip r:embed="rId27"/>
+                    <a:stretch>
+                      <a:fillRect/>
+                    </a:stretch>
+                  </pic:blipFill>
+                  <pic:spPr>
+                    <a:xfrm>
+                      <a:off x="0" y="0"/>
+                      <a:ext cx="5943600" cy="3253740"/>
+                    </a:xfrm>
+                    <a:prstGeom prst="rect">
+                      <a:avLst/>
+                    </a:prstGeom>
+                  </pic:spPr>
+                </pic:pic>
+              </a:graphicData>
+            </a:graphic>
+          </wp:inline>
+        </w:drawing>
+      </w:r>
+    </w:p>
+    <w:p>
+      <w:pPr>
+        <w:rPr>
+          <w:noProof/>
+          <w:sz w:val="24"/>
+          <w:szCs w:val="24"/>
+        </w:rPr>
+      </w:pPr>
+      <w:r>
+        <w:rPr>
+          <w:noProof/>
+          <w:sz w:val="24"/>
+          <w:szCs w:val="24"/>
+        </w:rPr>
+        <w:drawing>
+          <wp:inline distT="0" distB="0" distL="0" distR="0" wp14:anchorId="387B6C2B" wp14:editId="10C3DDD4">
+            <wp:extent cx="5943600" cy="3255645"/>
+            <wp:effectExtent l="0" t="0" r="0" b="1905"/>
+            <wp:docPr id="600741498" name="Picture 1"/>
+            <wp:cNvGraphicFramePr>
+              <a:graphicFrameLocks xmlns:a="http://schemas.openxmlformats.org/drawingml/2006/main" noChangeAspect="1"/>
+            </wp:cNvGraphicFramePr>
+            <a:graphic xmlns:a="http://schemas.openxmlformats.org/drawingml/2006/main">
+              <a:graphicData uri="http://schemas.openxmlformats.org/drawingml/2006/picture">
+                <pic:pic xmlns:pic="http://schemas.openxmlformats.org/drawingml/2006/picture">
+                  <pic:nvPicPr>
+                    <pic:cNvPr id="600741498" name=""/>
+                    <pic:cNvPicPr/>
+                  </pic:nvPicPr>
+                  <pic:blipFill>
+                    <a:blip r:embed="rId28"/>
+                    <a:stretch>
+                      <a:fillRect/>
+                    </a:stretch>
+                  </pic:blipFill>
+                  <pic:spPr>
+                    <a:xfrm>
+                      <a:off x="0" y="0"/>
+                      <a:ext cx="5943600" cy="3255645"/>
+                    </a:xfrm>
+                    <a:prstGeom prst="rect">
+                      <a:avLst/>
+                    </a:prstGeom>
+                  </pic:spPr>
+                </pic:pic>
+              </a:graphicData>
+            </a:graphic>
+          </wp:inline>
+        </w:drawing>
+      </w:r>
+    </w:p>
+    <w:p>
+      <w:pPr>
+        <w:rPr>
+          <w:noProof/>
+          <w:sz w:val="24"/>
+          <w:szCs w:val="24"/>
+        </w:rPr>
+      </w:pPr>
+      <w:r>
+        <w:rPr>
+          <w:noProof/>
+          <w:sz w:val="24"/>
+          <w:szCs w:val="24"/>
+        </w:rPr>
+        <w:drawing>
+          <wp:inline distT="0" distB="0" distL="0" distR="0" wp14:anchorId="518EF98C" wp14:editId="1E81A3ED">
+            <wp:extent cx="5943600" cy="2216150"/>
+            <wp:effectExtent l="0" t="0" r="0" b="0"/>
+            <wp:docPr id="436375043" name="Picture 1"/>
+            <wp:cNvGraphicFramePr>
+              <a:graphicFrameLocks xmlns:a="http://schemas.openxmlformats.org/drawingml/2006/main" noChangeAspect="1"/>
+            </wp:cNvGraphicFramePr>
+            <a:graphic xmlns:a="http://schemas.openxmlformats.org/drawingml/2006/main">
+              <a:graphicData uri="http://schemas.openxmlformats.org/drawingml/2006/picture">
+                <pic:pic xmlns:pic="http://schemas.openxmlformats.org/drawingml/2006/picture">
+                  <pic:nvPicPr>
+                    <pic:cNvPr id="436375043" name=""/>
+                    <pic:cNvPicPr/>
+                  </pic:nvPicPr>
+                  <pic:blipFill>
+                    <a:blip r:embed="rId29"/>
+                    <a:stretch>
+                      <a:fillRect/>
+                    </a:stretch>
+                  </pic:blipFill>
+                  <pic:spPr>
+                    <a:xfrm>
+                      <a:off x="0" y="0"/>
+                      <a:ext cx="5943600" cy="2216150"/>
+                    </a:xfrm>
+                    <a:prstGeom prst="rect">
+                      <a:avLst/>
+                    </a:prstGeom>
+                  </pic:spPr>
+                </pic:pic>
+              </a:graphicData>
+            </a:graphic>
+          </wp:inline>
+        </w:drawing>
+      </w:r>
     </w:p>
     <w:p>
       <w:pPr>
@@ -3527,13 +4061,46 @@
           <w:noProof/>
         </w:rPr>
       </w:pPr>
-    </w:p>
-    <w:p>
-      <w:pPr>
+      <w:r>
         <w:rPr>
           <w:noProof/>
         </w:rPr>
-      </w:pPr>
+        <w:drawing>
+          <wp:inline distT="0" distB="0" distL="0" distR="0" wp14:anchorId="015CFE40" wp14:editId="54A1D06F">
+            <wp:extent cx="5250180" cy="2169626"/>
+            <wp:effectExtent l="0" t="0" r="7620" b="2540"/>
+            <wp:docPr id="1097622778" name="Picture 1"/>
+            <wp:cNvGraphicFramePr>
+              <a:graphicFrameLocks xmlns:a="http://schemas.openxmlformats.org/drawingml/2006/main" noChangeAspect="1"/>
+            </wp:cNvGraphicFramePr>
+            <a:graphic xmlns:a="http://schemas.openxmlformats.org/drawingml/2006/main">
+              <a:graphicData uri="http://schemas.openxmlformats.org/drawingml/2006/picture">
+                <pic:pic xmlns:pic="http://schemas.openxmlformats.org/drawingml/2006/picture">
+                  <pic:nvPicPr>
+                    <pic:cNvPr id="1097622778" name=""/>
+                    <pic:cNvPicPr/>
+                  </pic:nvPicPr>
+                  <pic:blipFill>
+                    <a:blip r:embed="rId30"/>
+                    <a:stretch>
+                      <a:fillRect/>
+                    </a:stretch>
+                  </pic:blipFill>
+                  <pic:spPr>
+                    <a:xfrm>
+                      <a:off x="0" y="0"/>
+                      <a:ext cx="5270949" cy="2178209"/>
+                    </a:xfrm>
+                    <a:prstGeom prst="rect">
+                      <a:avLst/>
+                    </a:prstGeom>
+                  </pic:spPr>
+                </pic:pic>
+              </a:graphicData>
+            </a:graphic>
+          </wp:inline>
+        </w:drawing>
+      </w:r>
     </w:p>
     <w:p>
       <w:pPr>
@@ -3541,13 +4108,46 @@
           <w:noProof/>
         </w:rPr>
       </w:pPr>
-    </w:p>
-    <w:p>
-      <w:pPr>
+      <w:r>
         <w:rPr>
           <w:noProof/>
         </w:rPr>
-      </w:pPr>
+        <w:drawing>
+          <wp:inline distT="0" distB="0" distL="0" distR="0" wp14:anchorId="4DFBB735" wp14:editId="5A5A7B34">
+            <wp:extent cx="5250180" cy="2703618"/>
+            <wp:effectExtent l="0" t="0" r="7620" b="1905"/>
+            <wp:docPr id="1324896151" name="Picture 1"/>
+            <wp:cNvGraphicFramePr>
+              <a:graphicFrameLocks xmlns:a="http://schemas.openxmlformats.org/drawingml/2006/main" noChangeAspect="1"/>
+            </wp:cNvGraphicFramePr>
+            <a:graphic xmlns:a="http://schemas.openxmlformats.org/drawingml/2006/main">
+              <a:graphicData uri="http://schemas.openxmlformats.org/drawingml/2006/picture">
+                <pic:pic xmlns:pic="http://schemas.openxmlformats.org/drawingml/2006/picture">
+                  <pic:nvPicPr>
+                    <pic:cNvPr id="1324896151" name=""/>
+                    <pic:cNvPicPr/>
+                  </pic:nvPicPr>
+                  <pic:blipFill>
+                    <a:blip r:embed="rId31"/>
+                    <a:stretch>
+                      <a:fillRect/>
+                    </a:stretch>
+                  </pic:blipFill>
+                  <pic:spPr>
+                    <a:xfrm>
+                      <a:off x="0" y="0"/>
+                      <a:ext cx="5265407" cy="2711459"/>
+                    </a:xfrm>
+                    <a:prstGeom prst="rect">
+                      <a:avLst/>
+                    </a:prstGeom>
+                  </pic:spPr>
+                </pic:pic>
+              </a:graphicData>
+            </a:graphic>
+          </wp:inline>
+        </w:drawing>
+      </w:r>
     </w:p>
     <w:p>
       <w:pPr>
@@ -3555,13 +4155,46 @@
           <w:noProof/>
         </w:rPr>
       </w:pPr>
-    </w:p>
-    <w:p>
-      <w:pPr>
+      <w:r>
         <w:rPr>
           <w:noProof/>
         </w:rPr>
-      </w:pPr>
+        <w:drawing>
+          <wp:inline distT="0" distB="0" distL="0" distR="0" wp14:anchorId="6F433CCC" wp14:editId="017B9EFB">
+            <wp:extent cx="4655128" cy="2560320"/>
+            <wp:effectExtent l="0" t="0" r="0" b="0"/>
+            <wp:docPr id="59959832" name="Picture 1"/>
+            <wp:cNvGraphicFramePr>
+              <a:graphicFrameLocks xmlns:a="http://schemas.openxmlformats.org/drawingml/2006/main" noChangeAspect="1"/>
+            </wp:cNvGraphicFramePr>
+            <a:graphic xmlns:a="http://schemas.openxmlformats.org/drawingml/2006/main">
+              <a:graphicData uri="http://schemas.openxmlformats.org/drawingml/2006/picture">
+                <pic:pic xmlns:pic="http://schemas.openxmlformats.org/drawingml/2006/picture">
+                  <pic:nvPicPr>
+                    <pic:cNvPr id="59959832" name=""/>
+                    <pic:cNvPicPr/>
+                  </pic:nvPicPr>
+                  <pic:blipFill>
+                    <a:blip r:embed="rId32"/>
+                    <a:stretch>
+                      <a:fillRect/>
+                    </a:stretch>
+                  </pic:blipFill>
+                  <pic:spPr>
+                    <a:xfrm>
+                      <a:off x="0" y="0"/>
+                      <a:ext cx="4666032" cy="2566317"/>
+                    </a:xfrm>
+                    <a:prstGeom prst="rect">
+                      <a:avLst/>
+                    </a:prstGeom>
+                  </pic:spPr>
+                </pic:pic>
+              </a:graphicData>
+            </a:graphic>
+          </wp:inline>
+        </w:drawing>
+      </w:r>
     </w:p>
     <w:p>
       <w:pPr>
@@ -3569,12 +4202,52 @@
           <w:noProof/>
         </w:rPr>
       </w:pPr>
-    </w:p>
-    <w:p>
-      <w:pPr>
+      <w:r>
         <w:rPr>
           <w:noProof/>
         </w:rPr>
+        <w:drawing>
+          <wp:inline distT="0" distB="0" distL="0" distR="0" wp14:anchorId="1DD7F984" wp14:editId="2B732A8B">
+            <wp:extent cx="4662182" cy="3040380"/>
+            <wp:effectExtent l="0" t="0" r="5080" b="7620"/>
+            <wp:docPr id="254664538" name="Picture 1"/>
+            <wp:cNvGraphicFramePr>
+              <a:graphicFrameLocks xmlns:a="http://schemas.openxmlformats.org/drawingml/2006/main" noChangeAspect="1"/>
+            </wp:cNvGraphicFramePr>
+            <a:graphic xmlns:a="http://schemas.openxmlformats.org/drawingml/2006/main">
+              <a:graphicData uri="http://schemas.openxmlformats.org/drawingml/2006/picture">
+                <pic:pic xmlns:pic="http://schemas.openxmlformats.org/drawingml/2006/picture">
+                  <pic:nvPicPr>
+                    <pic:cNvPr id="254664538" name=""/>
+                    <pic:cNvPicPr/>
+                  </pic:nvPicPr>
+                  <pic:blipFill>
+                    <a:blip r:embed="rId33"/>
+                    <a:stretch>
+                      <a:fillRect/>
+                    </a:stretch>
+                  </pic:blipFill>
+                  <pic:spPr>
+                    <a:xfrm>
+                      <a:off x="0" y="0"/>
+                      <a:ext cx="4700166" cy="3065151"/>
+                    </a:xfrm>
+                    <a:prstGeom prst="rect">
+                      <a:avLst/>
+                    </a:prstGeom>
+                  </pic:spPr>
+                </pic:pic>
+              </a:graphicData>
+            </a:graphic>
+          </wp:inline>
+        </w:drawing>
+      </w:r>
+    </w:p>
+    <w:p>
+      <w:pPr>
+        <w:rPr>
+          <w:noProof/>
+        </w:rPr>
       </w:pPr>
     </w:p>
     <w:p>
@@ -3593,28 +4266,59 @@
       </w:r>
     </w:p>
     <w:p>
-      <w:pPr>
-        <w:rPr>
-          <w:sz w:val="24"/>
-          <w:szCs w:val="24"/>
-        </w:rPr>
-      </w:pPr>
-    </w:p>
-    <w:p>
-      <w:pPr>
-        <w:rPr>
-          <w:sz w:val="24"/>
-          <w:szCs w:val="24"/>
-        </w:rPr>
-      </w:pPr>
-    </w:p>
-    <w:p>
-      <w:pPr>
-        <w:rPr>
-          <w:sz w:val="25"/>
-          <w:szCs w:val="25"/>
-        </w:rPr>
-      </w:pPr>
+      <w:r>
+        <w:t xml:space="preserve">This code creates a </w:t>
+      </w:r>
+      <w:r>
+        <w:rPr>
+          <w:b/>
+          <w:bCs/>
+        </w:rPr>
+        <w:t>simple To-Do List using jQuery</w:t>
+      </w:r>
+      <w:r>
+        <w:t xml:space="preserve"> where users can type a task and click </w:t>
+      </w:r>
+      <w:r>
+        <w:rPr>
+          <w:b/>
+          <w:bCs/>
+        </w:rPr>
+        <w:t>Add</w:t>
+      </w:r>
+      <w:r>
+        <w:t xml:space="preserve"> to display it in the list. When a task is clicked, it gets </w:t>
+      </w:r>
+      <w:r>
+        <w:rPr>
+          <w:b/>
+          <w:bCs/>
+        </w:rPr>
+        <w:t>marked as completed (strikethrough)</w:t>
+      </w:r>
+      <w:r>
+        <w:t xml:space="preserve">, and users can also </w:t>
+      </w:r>
+      <w:r>
+        <w:rPr>
+          <w:b/>
+          <w:bCs/>
+        </w:rPr>
+        <w:t>delete tasks using the Delete button</w:t>
+      </w:r>
+      <w:r>
+        <w:t xml:space="preserve">. The app also updates the </w:t>
+      </w:r>
+      <w:r>
+        <w:rPr>
+          <w:b/>
+          <w:bCs/>
+        </w:rPr>
+        <w:t>total tasks and completed tasks count dynamically</w:t>
+      </w:r>
+      <w:r>
+        <w:t xml:space="preserve"> without refreshing the page.</w:t>
+      </w:r>
     </w:p>
     <w:sectPr>
       <w:pgSz w:w="12240" w:h="15840"/>
